--- a/07_SCI_TUST/Chapter00_總綱/_backup_260722/01_圖表總覽.docx
+++ b/07_SCI_TUST/Chapter00_總綱/_backup_260722/01_圖表總覽.docx
@@ -9,7 +9,69 @@
           <w:b/>
           <w:sz w:val="32"/>
         </w:rPr>
-        <w:t>全文圖表總覽（15 圖＋5 表；上限 16 圖）</w:t>
+        <w:t>全文圖表總覽 v2（15 圖＋5 表；上限 16）</w:t>
+      </w:r>
+    </w:p>
+    <w:p>
+      <w:r>
+        <w:rPr>
+          <w:rFonts w:ascii="Times New Roman" w:hAnsi="Times New Roman" w:eastAsia="標楷體"/>
+          <w:b w:val="0"/>
+          <w:sz w:val="22"/>
+        </w:rPr>
+        <w:t xml:space="preserve">更新：依 </w:t>
+      </w:r>
+      <w:r>
+        <w:rPr>
+          <w:rFonts w:ascii="Times New Roman" w:hAnsi="Times New Roman" w:eastAsia="標楷體"/>
+          <w:b w:val="0"/>
+          <w:color w:val="1F4EC8"/>
+          <w:sz w:val="22"/>
+        </w:rPr>
+        <w:t>(Zhang et al., 2025)</w:t>
+      </w:r>
+      <w:r>
+        <w:rPr>
+          <w:rFonts w:ascii="Times New Roman" w:hAnsi="Times New Roman" w:eastAsia="標楷體"/>
+          <w:b w:val="0"/>
+          <w:sz w:val="22"/>
+        </w:rPr>
+        <w:t xml:space="preserve"> 的文獻系譜時間軸戰法（Fig.1 終點紅字 This work、審稿人 10 秒看懂定位），建議 </w:t>
+      </w:r>
+      <w:r>
+        <w:rPr>
+          <w:rFonts w:ascii="Times New Roman" w:hAnsi="Times New Roman" w:eastAsia="標楷體"/>
+          <w:b w:val="0"/>
+          <w:color w:val="C00000"/>
+          <w:sz w:val="22"/>
+        </w:rPr>
+        <w:t>圖4</w:t>
+      </w:r>
+      <w:r>
+        <w:rPr>
+          <w:rFonts w:ascii="Times New Roman" w:hAnsi="Times New Roman" w:eastAsia="標楷體"/>
+          <w:b w:val="0"/>
+          <w:sz w:val="22"/>
+        </w:rPr>
+        <w:t xml:space="preserve"> 增加系譜面板：連續體潛變→非連續 DEM→水力耦合→跨尺度 FDM-DEM（This work）。</w:t>
+      </w:r>
+      <w:r>
+        <w:rPr>
+          <w:rFonts w:ascii="Times New Roman" w:hAnsi="Times New Roman" w:eastAsia="標楷體"/>
+          <w:b w:val="0"/>
+          <w:sz w:val="22"/>
+        </w:rPr>
+        <w:t xml:space="preserve">　</w:t>
+      </w:r>
+      <w:r>
+        <w:rPr>
+          <w:rFonts w:ascii="Times New Roman" w:hAnsi="Times New Roman" w:eastAsia="標楷體"/>
+          <w:b w:val="0"/>
+          <w:color w:val="000000"/>
+          <w:sz w:val="20"/>
+          <w:highlight w:val="yellow"/>
+        </w:rPr>
+        <w:t>【重點：系譜圖＝前言的視覺化，強烈建議採用】</w:t>
       </w:r>
     </w:p>
     <w:tbl>
@@ -19,15 +81,14 @@
         <w:tblLook w:firstColumn="1" w:firstRow="1" w:lastColumn="0" w:lastRow="0" w:noHBand="0" w:noVBand="1" w:val="04A0"/>
       </w:tblPr>
       <w:tblGrid>
-        <w:gridCol w:w="2160"/>
-        <w:gridCol w:w="2160"/>
-        <w:gridCol w:w="2160"/>
-        <w:gridCol w:w="2160"/>
+        <w:gridCol w:w="2880"/>
+        <w:gridCol w:w="2880"/>
+        <w:gridCol w:w="2880"/>
       </w:tblGrid>
       <w:tr>
         <w:tc>
           <w:tcPr>
-            <w:tcW w:type="dxa" w:w="2160"/>
+            <w:tcW w:type="dxa" w:w="2880"/>
           </w:tcPr>
           <w:p>
             <w:r/>
@@ -43,7 +104,7 @@
         </w:tc>
         <w:tc>
           <w:tcPr>
-            <w:tcW w:type="dxa" w:w="2160"/>
+            <w:tcW w:type="dxa" w:w="2880"/>
           </w:tcPr>
           <w:p>
             <w:r/>
@@ -59,7 +120,7 @@
         </w:tc>
         <w:tc>
           <w:tcPr>
-            <w:tcW w:type="dxa" w:w="2160"/>
+            <w:tcW w:type="dxa" w:w="2880"/>
           </w:tcPr>
           <w:p>
             <w:r/>
@@ -73,27 +134,28 @@
             </w:r>
           </w:p>
         </w:tc>
+      </w:tr>
+      <w:tr>
         <w:tc>
           <w:tcPr>
-            <w:tcW w:type="dxa" w:w="2160"/>
+            <w:tcW w:type="dxa" w:w="2880"/>
           </w:tcPr>
           <w:p>
             <w:r/>
             <w:r>
               <w:rPr>
                 <w:rFonts w:ascii="Times New Roman" w:hAnsi="Times New Roman" w:eastAsia="標楷體"/>
-                <w:b/>
-                <w:sz w:val="22"/>
+                <w:b w:val="0"/>
+                <w:color w:val="C00000"/>
+                <w:sz w:val="21"/>
               </w:rPr>
-              <w:t>狀態</w:t>
+              <w:t>圖1</w:t>
             </w:r>
           </w:p>
         </w:tc>
-      </w:tr>
-      <w:tr>
         <w:tc>
           <w:tcPr>
-            <w:tcW w:type="dxa" w:w="2160"/>
+            <w:tcW w:type="dxa" w:w="2880"/>
           </w:tcPr>
           <w:p>
             <w:r/>
@@ -103,13 +165,13 @@
                 <w:b w:val="0"/>
                 <w:sz w:val="21"/>
               </w:rPr>
-              <w:t>Fig 1</w:t>
+              <w:t>場址與案例綜覽（林鐵×曲線隧道×坡地）</w:t>
             </w:r>
           </w:p>
         </w:tc>
         <w:tc>
           <w:tcPr>
-            <w:tcW w:type="dxa" w:w="2160"/>
+            <w:tcW w:type="dxa" w:w="2880"/>
           </w:tcPr>
           <w:p>
             <w:r/>
@@ -119,13 +181,32 @@
                 <w:b w:val="0"/>
                 <w:sz w:val="21"/>
               </w:rPr>
-              <w:t>場址與案例綜覽：林鐵×曲線隧道×坡地系統空間關係</w:t>
+              <w:t>附圖95+96＋App5；新繪</w:t>
+            </w:r>
+          </w:p>
+        </w:tc>
+      </w:tr>
+      <w:tr>
+        <w:tc>
+          <w:tcPr>
+            <w:tcW w:type="dxa" w:w="2880"/>
+          </w:tcPr>
+          <w:p>
+            <w:r/>
+            <w:r>
+              <w:rPr>
+                <w:rFonts w:ascii="Times New Roman" w:hAnsi="Times New Roman" w:eastAsia="標楷體"/>
+                <w:b w:val="0"/>
+                <w:color w:val="C00000"/>
+                <w:sz w:val="21"/>
+              </w:rPr>
+              <w:t>圖2</w:t>
             </w:r>
           </w:p>
         </w:tc>
         <w:tc>
           <w:tcPr>
-            <w:tcW w:type="dxa" w:w="2160"/>
+            <w:tcW w:type="dxa" w:w="2880"/>
           </w:tcPr>
           <w:p>
             <w:r/>
@@ -135,13 +216,13 @@
                 <w:b w:val="0"/>
                 <w:sz w:val="21"/>
               </w:rPr>
-              <w:t>附圖95 圈繪＋附圖96 剖面＋App5 幾何</w:t>
+              <w:t>#46 現地病徵時序（三期展開圖＋裂縫照片＋裂縫計）</w:t>
             </w:r>
           </w:p>
         </w:tc>
         <w:tc>
           <w:tcPr>
-            <w:tcW w:type="dxa" w:w="2160"/>
+            <w:tcW w:type="dxa" w:w="2880"/>
           </w:tcPr>
           <w:p>
             <w:r/>
@@ -151,7 +232,7 @@
                 <w:b w:val="0"/>
                 <w:sz w:val="21"/>
               </w:rPr>
-              <w:t>新繪</w:t>
+              <w:t>附圖93/97/100-102；重組英化</w:t>
             </w:r>
           </w:p>
         </w:tc>
@@ -159,7 +240,24 @@
       <w:tr>
         <w:tc>
           <w:tcPr>
-            <w:tcW w:type="dxa" w:w="2160"/>
+            <w:tcW w:type="dxa" w:w="2880"/>
+          </w:tcPr>
+          <w:p>
+            <w:r/>
+            <w:r>
+              <w:rPr>
+                <w:rFonts w:ascii="Times New Roman" w:hAnsi="Times New Roman" w:eastAsia="標楷體"/>
+                <w:b w:val="0"/>
+                <w:color w:val="C00000"/>
+                <w:sz w:val="21"/>
+              </w:rPr>
+              <w:t>圖3</w:t>
+            </w:r>
+          </w:p>
+        </w:tc>
+        <w:tc>
+          <w:tcPr>
+            <w:tcW w:type="dxa" w:w="2880"/>
           </w:tcPr>
           <w:p>
             <w:r/>
@@ -169,13 +267,13 @@
                 <w:b w:val="0"/>
                 <w:sz w:val="21"/>
               </w:rPr>
-              <w:t>Fig 2</w:t>
+              <w:t>水文驅動（水位計年擺幅→W 面家族→情境）</w:t>
             </w:r>
           </w:p>
         </w:tc>
         <w:tc>
           <w:tcPr>
-            <w:tcW w:type="dxa" w:w="2160"/>
+            <w:tcW w:type="dxa" w:w="2880"/>
           </w:tcPr>
           <w:p>
             <w:r/>
@@ -185,13 +283,32 @@
                 <w:b w:val="0"/>
                 <w:sz w:val="21"/>
               </w:rPr>
-              <w:t>#46 現地病徵時序：三期展開圖＋裂縫照片＋裂縫計緩剪</w:t>
+              <w:t>碩論表4-1＋擬合；⚖需主報告時序</w:t>
+            </w:r>
+          </w:p>
+        </w:tc>
+      </w:tr>
+      <w:tr>
+        <w:tc>
+          <w:tcPr>
+            <w:tcW w:type="dxa" w:w="2880"/>
+          </w:tcPr>
+          <w:p>
+            <w:r/>
+            <w:r>
+              <w:rPr>
+                <w:rFonts w:ascii="Times New Roman" w:hAnsi="Times New Roman" w:eastAsia="標楷體"/>
+                <w:b w:val="0"/>
+                <w:color w:val="C00000"/>
+                <w:sz w:val="21"/>
+              </w:rPr>
+              <w:t>圖4</w:t>
             </w:r>
           </w:p>
         </w:tc>
         <w:tc>
           <w:tcPr>
-            <w:tcW w:type="dxa" w:w="2160"/>
+            <w:tcW w:type="dxa" w:w="2880"/>
           </w:tcPr>
           <w:p>
             <w:r/>
@@ -201,13 +318,13 @@
                 <w:b w:val="0"/>
                 <w:sz w:val="21"/>
               </w:rPr>
-              <w:t>附圖93/97/100–102＋裂縫計</w:t>
+              <w:t>跨尺度方法流程＋資料傳遞＋文獻系譜面板（This work）</w:t>
             </w:r>
           </w:p>
         </w:tc>
         <w:tc>
           <w:tcPr>
-            <w:tcW w:type="dxa" w:w="2160"/>
+            <w:tcW w:type="dxa" w:w="2880"/>
           </w:tcPr>
           <w:p>
             <w:r/>
@@ -217,7 +334,7 @@
                 <w:b w:val="0"/>
                 <w:sz w:val="21"/>
               </w:rPr>
-              <w:t>重組英化</w:t>
+              <w:t>圖5-01 擴充＋新系譜面板</w:t>
             </w:r>
           </w:p>
         </w:tc>
@@ -225,7 +342,7 @@
       <w:tr>
         <w:tc>
           <w:tcPr>
-            <w:tcW w:type="dxa" w:w="2160"/>
+            <w:tcW w:type="dxa" w:w="2880"/>
           </w:tcPr>
           <w:p>
             <w:r/>
@@ -233,147 +350,16 @@
               <w:rPr>
                 <w:rFonts w:ascii="Times New Roman" w:hAnsi="Times New Roman" w:eastAsia="標楷體"/>
                 <w:b w:val="0"/>
+                <w:color w:val="C00000"/>
                 <w:sz w:val="21"/>
               </w:rPr>
-              <w:t>Fig 3</w:t>
+              <w:t>圖5</w:t>
             </w:r>
           </w:p>
         </w:tc>
         <w:tc>
           <w:tcPr>
-            <w:tcW w:type="dxa" w:w="2160"/>
-          </w:tcPr>
-          <w:p>
-            <w:r/>
-            <w:r>
-              <w:rPr>
-                <w:rFonts w:ascii="Times New Roman" w:hAnsi="Times New Roman" w:eastAsia="標楷體"/>
-                <w:b w:val="0"/>
-                <w:sz w:val="21"/>
-              </w:rPr>
-              <w:t>水文驅動：水位計年擺幅→W 面家族→模擬情境</w:t>
-            </w:r>
-          </w:p>
-        </w:tc>
-        <w:tc>
-          <w:tcPr>
-            <w:tcW w:type="dxa" w:w="2160"/>
-          </w:tcPr>
-          <w:p>
-            <w:r/>
-            <w:r>
-              <w:rPr>
-                <w:rFonts w:ascii="Times New Roman" w:hAnsi="Times New Roman" w:eastAsia="標楷體"/>
-                <w:b w:val="0"/>
-                <w:sz w:val="21"/>
-              </w:rPr>
-              <w:t>碩論表4-1＋擬合圖（⚖需主報告時序）</w:t>
-            </w:r>
-          </w:p>
-        </w:tc>
-        <w:tc>
-          <w:tcPr>
-            <w:tcW w:type="dxa" w:w="2160"/>
-          </w:tcPr>
-          <w:p>
-            <w:r/>
-            <w:r>
-              <w:rPr>
-                <w:rFonts w:ascii="Times New Roman" w:hAnsi="Times New Roman" w:eastAsia="標楷體"/>
-                <w:b w:val="0"/>
-                <w:sz w:val="21"/>
-              </w:rPr>
-              <w:t>改繪</w:t>
-            </w:r>
-          </w:p>
-        </w:tc>
-      </w:tr>
-      <w:tr>
-        <w:tc>
-          <w:tcPr>
-            <w:tcW w:type="dxa" w:w="2160"/>
-          </w:tcPr>
-          <w:p>
-            <w:r/>
-            <w:r>
-              <w:rPr>
-                <w:rFonts w:ascii="Times New Roman" w:hAnsi="Times New Roman" w:eastAsia="標楷體"/>
-                <w:b w:val="0"/>
-                <w:sz w:val="21"/>
-              </w:rPr>
-              <w:t>Fig 4</w:t>
-            </w:r>
-          </w:p>
-        </w:tc>
-        <w:tc>
-          <w:tcPr>
-            <w:tcW w:type="dxa" w:w="2160"/>
-          </w:tcPr>
-          <w:p>
-            <w:r/>
-            <w:r>
-              <w:rPr>
-                <w:rFonts w:ascii="Times New Roman" w:hAnsi="Times New Roman" w:eastAsia="標楷體"/>
-                <w:b w:val="0"/>
-                <w:sz w:val="21"/>
-              </w:rPr>
-              <w:t>跨尺度方法流程＋資料傳遞（虛線預告 D→E）</w:t>
-            </w:r>
-          </w:p>
-        </w:tc>
-        <w:tc>
-          <w:tcPr>
-            <w:tcW w:type="dxa" w:w="2160"/>
-          </w:tcPr>
-          <w:p>
-            <w:r/>
-            <w:r>
-              <w:rPr>
-                <w:rFonts w:ascii="Times New Roman" w:hAnsi="Times New Roman" w:eastAsia="標楷體"/>
-                <w:b w:val="0"/>
-                <w:sz w:val="21"/>
-              </w:rPr>
-              <w:t>圖5-01 擴充</w:t>
-            </w:r>
-          </w:p>
-        </w:tc>
-        <w:tc>
-          <w:tcPr>
-            <w:tcW w:type="dxa" w:w="2160"/>
-          </w:tcPr>
-          <w:p>
-            <w:r/>
-            <w:r>
-              <w:rPr>
-                <w:rFonts w:ascii="Times New Roman" w:hAnsi="Times New Roman" w:eastAsia="標楷體"/>
-                <w:b w:val="0"/>
-                <w:sz w:val="21"/>
-              </w:rPr>
-              <w:t>改造</w:t>
-            </w:r>
-          </w:p>
-        </w:tc>
-      </w:tr>
-      <w:tr>
-        <w:tc>
-          <w:tcPr>
-            <w:tcW w:type="dxa" w:w="2160"/>
-          </w:tcPr>
-          <w:p>
-            <w:r/>
-            <w:r>
-              <w:rPr>
-                <w:rFonts w:ascii="Times New Roman" w:hAnsi="Times New Roman" w:eastAsia="標楷體"/>
-                <w:b w:val="0"/>
-                <w:sz w:val="21"/>
-              </w:rPr>
-              <w:t>Fig 5</w:t>
-            </w:r>
-          </w:p>
-        </w:tc>
-        <w:tc>
-          <w:tcPr>
-            <w:tcW w:type="dxa" w:w="2160"/>
+            <w:tcW w:type="dxa" w:w="2880"/>
           </w:tcPr>
           <w:p>
             <w:r/>
@@ -389,7 +375,7 @@
         </w:tc>
         <w:tc>
           <w:tcPr>
-            <w:tcW w:type="dxa" w:w="2160"/>
+            <w:tcW w:type="dxa" w:w="2880"/>
           </w:tcPr>
           <w:p>
             <w:r/>
@@ -403,9 +389,28 @@
             </w:r>
           </w:p>
         </w:tc>
+      </w:tr>
+      <w:tr>
         <w:tc>
           <w:tcPr>
-            <w:tcW w:type="dxa" w:w="2160"/>
+            <w:tcW w:type="dxa" w:w="2880"/>
+          </w:tcPr>
+          <w:p>
+            <w:r/>
+            <w:r>
+              <w:rPr>
+                <w:rFonts w:ascii="Times New Roman" w:hAnsi="Times New Roman" w:eastAsia="標楷體"/>
+                <w:b w:val="0"/>
+                <w:color w:val="C00000"/>
+                <w:sz w:val="21"/>
+              </w:rPr>
+              <w:t>圖6</w:t>
+            </w:r>
+          </w:p>
+        </w:tc>
+        <w:tc>
+          <w:tcPr>
+            <w:tcW w:type="dxa" w:w="2880"/>
           </w:tcPr>
           <w:p>
             <w:r/>
@@ -415,15 +420,13 @@
                 <w:b w:val="0"/>
                 <w:sz w:val="21"/>
               </w:rPr>
-              <w:t>合併</w:t>
+              <w:t>τ-p 門檻機制（濕季應力雲移入門檻帶）</w:t>
             </w:r>
           </w:p>
         </w:tc>
-      </w:tr>
-      <w:tr>
         <w:tc>
           <w:tcPr>
-            <w:tcW w:type="dxa" w:w="2160"/>
+            <w:tcW w:type="dxa" w:w="2880"/>
           </w:tcPr>
           <w:p>
             <w:r/>
@@ -433,13 +436,32 @@
                 <w:b w:val="0"/>
                 <w:sz w:val="21"/>
               </w:rPr>
-              <w:t>Fig 6</w:t>
+              <w:t>圖5-14 現成</w:t>
+            </w:r>
+          </w:p>
+        </w:tc>
+      </w:tr>
+      <w:tr>
+        <w:tc>
+          <w:tcPr>
+            <w:tcW w:type="dxa" w:w="2880"/>
+          </w:tcPr>
+          <w:p>
+            <w:r/>
+            <w:r>
+              <w:rPr>
+                <w:rFonts w:ascii="Times New Roman" w:hAnsi="Times New Roman" w:eastAsia="標楷體"/>
+                <w:b w:val="0"/>
+                <w:color w:val="C00000"/>
+                <w:sz w:val="21"/>
+              </w:rPr>
+              <w:t>圖7</w:t>
             </w:r>
           </w:p>
         </w:tc>
         <w:tc>
           <w:tcPr>
-            <w:tcW w:type="dxa" w:w="2160"/>
+            <w:tcW w:type="dxa" w:w="2880"/>
           </w:tcPr>
           <w:p>
             <w:r/>
@@ -449,79 +471,13 @@
                 <w:b w:val="0"/>
                 <w:sz w:val="21"/>
               </w:rPr>
-              <w:t>τ-p 門檻機制：濕季應力雲移入門檻帶</w:t>
+              <w:t>門檻活化演化（乾衰減→雨爆發→退凍結）</w:t>
             </w:r>
           </w:p>
         </w:tc>
         <w:tc>
           <w:tcPr>
-            <w:tcW w:type="dxa" w:w="2160"/>
-          </w:tcPr>
-          <w:p>
-            <w:r/>
-            <w:r>
-              <w:rPr>
-                <w:rFonts w:ascii="Times New Roman" w:hAnsi="Times New Roman" w:eastAsia="標楷體"/>
-                <w:b w:val="0"/>
-                <w:sz w:val="21"/>
-              </w:rPr>
-              <w:t>圖5-14</w:t>
-            </w:r>
-          </w:p>
-        </w:tc>
-        <w:tc>
-          <w:tcPr>
-            <w:tcW w:type="dxa" w:w="2160"/>
-          </w:tcPr>
-          <w:p>
-            <w:r/>
-            <w:r>
-              <w:rPr>
-                <w:rFonts w:ascii="Times New Roman" w:hAnsi="Times New Roman" w:eastAsia="標楷體"/>
-                <w:b w:val="0"/>
-                <w:sz w:val="21"/>
-              </w:rPr>
-              <w:t>現成</w:t>
-            </w:r>
-          </w:p>
-        </w:tc>
-      </w:tr>
-      <w:tr>
-        <w:tc>
-          <w:tcPr>
-            <w:tcW w:type="dxa" w:w="2160"/>
-          </w:tcPr>
-          <w:p>
-            <w:r/>
-            <w:r>
-              <w:rPr>
-                <w:rFonts w:ascii="Times New Roman" w:hAnsi="Times New Roman" w:eastAsia="標楷體"/>
-                <w:b w:val="0"/>
-                <w:sz w:val="21"/>
-              </w:rPr>
-              <w:t>Fig 7</w:t>
-            </w:r>
-          </w:p>
-        </w:tc>
-        <w:tc>
-          <w:tcPr>
-            <w:tcW w:type="dxa" w:w="2160"/>
-          </w:tcPr>
-          <w:p>
-            <w:r/>
-            <w:r>
-              <w:rPr>
-                <w:rFonts w:ascii="Times New Roman" w:hAnsi="Times New Roman" w:eastAsia="標楷體"/>
-                <w:b w:val="0"/>
-                <w:sz w:val="21"/>
-              </w:rPr>
-              <w:t>門檻活化演化：乾衰減→雨爆發→退凍結</w:t>
-            </w:r>
-          </w:p>
-        </w:tc>
-        <w:tc>
-          <w:tcPr>
-            <w:tcW w:type="dxa" w:w="2160"/>
+            <w:tcW w:type="dxa" w:w="2880"/>
           </w:tcPr>
           <w:p>
             <w:r/>
@@ -535,9 +491,11 @@
             </w:r>
           </w:p>
         </w:tc>
+      </w:tr>
+      <w:tr>
         <w:tc>
           <w:tcPr>
-            <w:tcW w:type="dxa" w:w="2160"/>
+            <w:tcW w:type="dxa" w:w="2880"/>
           </w:tcPr>
           <w:p>
             <w:r/>
@@ -545,33 +503,16 @@
               <w:rPr>
                 <w:rFonts w:ascii="Times New Roman" w:hAnsi="Times New Roman" w:eastAsia="標楷體"/>
                 <w:b w:val="0"/>
+                <w:color w:val="C00000"/>
                 <w:sz w:val="21"/>
               </w:rPr>
-              <w:t>合併</w:t>
-            </w:r>
-          </w:p>
-        </w:tc>
-      </w:tr>
-      <w:tr>
-        <w:tc>
-          <w:tcPr>
-            <w:tcW w:type="dxa" w:w="2160"/>
-          </w:tcPr>
-          <w:p>
-            <w:r/>
-            <w:r>
-              <w:rPr>
-                <w:rFonts w:ascii="Times New Roman" w:hAnsi="Times New Roman" w:eastAsia="標楷體"/>
-                <w:b w:val="0"/>
-                <w:sz w:val="21"/>
-              </w:rPr>
-              <w:t>Fig 8</w:t>
+              <w:t>圖8</w:t>
             </w:r>
           </w:p>
         </w:tc>
         <w:tc>
           <w:tcPr>
-            <w:tcW w:type="dxa" w:w="2160"/>
+            <w:tcW w:type="dxa" w:w="2880"/>
           </w:tcPr>
           <w:p>
             <w:r/>
@@ -587,7 +528,7 @@
         </w:tc>
         <w:tc>
           <w:tcPr>
-            <w:tcW w:type="dxa" w:w="2160"/>
+            <w:tcW w:type="dxa" w:w="2880"/>
           </w:tcPr>
           <w:p>
             <w:r/>
@@ -597,13 +538,15 @@
                 <w:b w:val="0"/>
                 <w:sz w:val="21"/>
               </w:rPr>
-              <w:t>圖5-11</w:t>
+              <w:t>圖5-11 現成</w:t>
             </w:r>
           </w:p>
         </w:tc>
+      </w:tr>
+      <w:tr>
         <w:tc>
           <w:tcPr>
-            <w:tcW w:type="dxa" w:w="2160"/>
+            <w:tcW w:type="dxa" w:w="2880"/>
           </w:tcPr>
           <w:p>
             <w:r/>
@@ -611,33 +554,16 @@
               <w:rPr>
                 <w:rFonts w:ascii="Times New Roman" w:hAnsi="Times New Roman" w:eastAsia="標楷體"/>
                 <w:b w:val="0"/>
+                <w:color w:val="C00000"/>
                 <w:sz w:val="21"/>
               </w:rPr>
-              <w:t>現成</w:t>
-            </w:r>
-          </w:p>
-        </w:tc>
-      </w:tr>
-      <w:tr>
-        <w:tc>
-          <w:tcPr>
-            <w:tcW w:type="dxa" w:w="2160"/>
-          </w:tcPr>
-          <w:p>
-            <w:r/>
-            <w:r>
-              <w:rPr>
-                <w:rFonts w:ascii="Times New Roman" w:hAnsi="Times New Roman" w:eastAsia="標楷體"/>
-                <w:b w:val="0"/>
-                <w:sz w:val="21"/>
-              </w:rPr>
-              <w:t>Fig 9</w:t>
+              <w:t>圖9</w:t>
             </w:r>
           </w:p>
         </w:tc>
         <w:tc>
           <w:tcPr>
-            <w:tcW w:type="dxa" w:w="2160"/>
+            <w:tcW w:type="dxa" w:w="2880"/>
           </w:tcPr>
           <w:p>
             <w:r/>
@@ -653,7 +579,7 @@
         </w:tc>
         <w:tc>
           <w:tcPr>
-            <w:tcW w:type="dxa" w:w="2160"/>
+            <w:tcW w:type="dxa" w:w="2880"/>
           </w:tcPr>
           <w:p>
             <w:r/>
@@ -663,13 +589,32 @@
                 <w:b w:val="0"/>
                 <w:sz w:val="21"/>
               </w:rPr>
-              <w:t>圖5-15</w:t>
+              <w:t>圖5-15 現成</w:t>
+            </w:r>
+          </w:p>
+        </w:tc>
+      </w:tr>
+      <w:tr>
+        <w:tc>
+          <w:tcPr>
+            <w:tcW w:type="dxa" w:w="2880"/>
+          </w:tcPr>
+          <w:p>
+            <w:r/>
+            <w:r>
+              <w:rPr>
+                <w:rFonts w:ascii="Times New Roman" w:hAnsi="Times New Roman" w:eastAsia="標楷體"/>
+                <w:b w:val="0"/>
+                <w:color w:val="C00000"/>
+                <w:sz w:val="21"/>
+              </w:rPr>
+              <w:t>圖10</w:t>
             </w:r>
           </w:p>
         </w:tc>
         <w:tc>
           <w:tcPr>
-            <w:tcW w:type="dxa" w:w="2160"/>
+            <w:tcW w:type="dxa" w:w="2880"/>
           </w:tcPr>
           <w:p>
             <w:r/>
@@ -679,47 +624,13 @@
                 <w:b w:val="0"/>
                 <w:sz w:val="21"/>
               </w:rPr>
-              <w:t>現成</w:t>
-            </w:r>
-          </w:p>
-        </w:tc>
-      </w:tr>
-      <w:tr>
-        <w:tc>
-          <w:tcPr>
-            <w:tcW w:type="dxa" w:w="2160"/>
-          </w:tcPr>
-          <w:p>
-            <w:r/>
-            <w:r>
-              <w:rPr>
-                <w:rFonts w:ascii="Times New Roman" w:hAnsi="Times New Roman" w:eastAsia="標楷體"/>
-                <w:b w:val="0"/>
-                <w:sz w:val="21"/>
-              </w:rPr>
-              <w:t>Fig 10</w:t>
+              <w:t>襯砌外壓＋內力（946 kPa 帶＋1,029 kN/m 力偶）</w:t>
             </w:r>
           </w:p>
         </w:tc>
         <w:tc>
           <w:tcPr>
-            <w:tcW w:type="dxa" w:w="2160"/>
-          </w:tcPr>
-          <w:p>
-            <w:r/>
-            <w:r>
-              <w:rPr>
-                <w:rFonts w:ascii="Times New Roman" w:hAnsi="Times New Roman" w:eastAsia="標楷體"/>
-                <w:b w:val="0"/>
-                <w:sz w:val="21"/>
-              </w:rPr>
-              <w:t>襯砌外壓＋內力：946 kPa 帶＋1,029 kN/m 力偶</w:t>
-            </w:r>
-          </w:p>
-        </w:tc>
-        <w:tc>
-          <w:tcPr>
-            <w:tcW w:type="dxa" w:w="2160"/>
+            <w:tcW w:type="dxa" w:w="2880"/>
           </w:tcPr>
           <w:p>
             <w:r/>
@@ -733,9 +644,28 @@
             </w:r>
           </w:p>
         </w:tc>
+      </w:tr>
+      <w:tr>
         <w:tc>
           <w:tcPr>
-            <w:tcW w:type="dxa" w:w="2160"/>
+            <w:tcW w:type="dxa" w:w="2880"/>
+          </w:tcPr>
+          <w:p>
+            <w:r/>
+            <w:r>
+              <w:rPr>
+                <w:rFonts w:ascii="Times New Roman" w:hAnsi="Times New Roman" w:eastAsia="標楷體"/>
+                <w:b w:val="0"/>
+                <w:color w:val="C00000"/>
+                <w:sz w:val="21"/>
+              </w:rPr>
+              <w:t>圖11</w:t>
+            </w:r>
+          </w:p>
+        </w:tc>
+        <w:tc>
+          <w:tcPr>
+            <w:tcW w:type="dxa" w:w="2880"/>
           </w:tcPr>
           <w:p>
             <w:r/>
@@ -745,47 +675,13 @@
                 <w:b w:val="0"/>
                 <w:sz w:val="21"/>
               </w:rPr>
-              <w:t>合併</w:t>
-            </w:r>
-          </w:p>
-        </w:tc>
-      </w:tr>
-      <w:tr>
-        <w:tc>
-          <w:tcPr>
-            <w:tcW w:type="dxa" w:w="2160"/>
-          </w:tcPr>
-          <w:p>
-            <w:r/>
-            <w:r>
-              <w:rPr>
-                <w:rFonts w:ascii="Times New Roman" w:hAnsi="Times New Roman" w:eastAsia="標楷體"/>
-                <w:b w:val="0"/>
-                <w:sz w:val="21"/>
-              </w:rPr>
-              <w:t>Fig 11</w:t>
+              <w:t>裂縫發展與分類（與圖2 同座標展開）</w:t>
             </w:r>
           </w:p>
         </w:tc>
         <w:tc>
           <w:tcPr>
-            <w:tcW w:type="dxa" w:w="2160"/>
-          </w:tcPr>
-          <w:p>
-            <w:r/>
-            <w:r>
-              <w:rPr>
-                <w:rFonts w:ascii="Times New Roman" w:hAnsi="Times New Roman" w:eastAsia="標楷體"/>
-                <w:b w:val="0"/>
-                <w:sz w:val="21"/>
-              </w:rPr>
-              <w:t>裂縫發展與分類（與 Fig2 同座標展開設計）</w:t>
-            </w:r>
-          </w:p>
-        </w:tc>
-        <w:tc>
-          <w:tcPr>
-            <w:tcW w:type="dxa" w:w="2160"/>
+            <w:tcW w:type="dxa" w:w="2880"/>
           </w:tcPr>
           <w:p>
             <w:r/>
@@ -799,9 +695,11 @@
             </w:r>
           </w:p>
         </w:tc>
+      </w:tr>
+      <w:tr>
         <w:tc>
           <w:tcPr>
-            <w:tcW w:type="dxa" w:w="2160"/>
+            <w:tcW w:type="dxa" w:w="2880"/>
           </w:tcPr>
           <w:p>
             <w:r/>
@@ -809,33 +707,16 @@
               <w:rPr>
                 <w:rFonts w:ascii="Times New Roman" w:hAnsi="Times New Roman" w:eastAsia="標楷體"/>
                 <w:b w:val="0"/>
+                <w:color w:val="C00000"/>
                 <w:sz w:val="21"/>
               </w:rPr>
-              <w:t>改造</w:t>
-            </w:r>
-          </w:p>
-        </w:tc>
-      </w:tr>
-      <w:tr>
-        <w:tc>
-          <w:tcPr>
-            <w:tcW w:type="dxa" w:w="2160"/>
-          </w:tcPr>
-          <w:p>
-            <w:r/>
-            <w:r>
-              <w:rPr>
-                <w:rFonts w:ascii="Times New Roman" w:hAnsi="Times New Roman" w:eastAsia="標楷體"/>
-                <w:b w:val="0"/>
-                <w:sz w:val="21"/>
-              </w:rPr>
-              <w:t>Fig 12</w:t>
+              <w:t>圖12</w:t>
             </w:r>
           </w:p>
         </w:tc>
         <w:tc>
           <w:tcPr>
-            <w:tcW w:type="dxa" w:w="2160"/>
+            <w:tcW w:type="dxa" w:w="2880"/>
           </w:tcPr>
           <w:p>
             <w:r/>
@@ -851,7 +732,7 @@
         </w:tc>
         <w:tc>
           <w:tcPr>
-            <w:tcW w:type="dxa" w:w="2160"/>
+            <w:tcW w:type="dxa" w:w="2880"/>
           </w:tcPr>
           <w:p>
             <w:r/>
@@ -861,13 +742,15 @@
                 <w:b w:val="0"/>
                 <w:sz w:val="21"/>
               </w:rPr>
-              <w:t>圖5-20</w:t>
+              <w:t>圖5-20 現成</w:t>
             </w:r>
           </w:p>
         </w:tc>
+      </w:tr>
+      <w:tr>
         <w:tc>
           <w:tcPr>
-            <w:tcW w:type="dxa" w:w="2160"/>
+            <w:tcW w:type="dxa" w:w="2880"/>
           </w:tcPr>
           <w:p>
             <w:r/>
@@ -875,33 +758,16 @@
               <w:rPr>
                 <w:rFonts w:ascii="Times New Roman" w:hAnsi="Times New Roman" w:eastAsia="標楷體"/>
                 <w:b w:val="0"/>
+                <w:color w:val="C00000"/>
                 <w:sz w:val="21"/>
               </w:rPr>
-              <w:t>現成</w:t>
-            </w:r>
-          </w:p>
-        </w:tc>
-      </w:tr>
-      <w:tr>
-        <w:tc>
-          <w:tcPr>
-            <w:tcW w:type="dxa" w:w="2160"/>
-          </w:tcPr>
-          <w:p>
-            <w:r/>
-            <w:r>
-              <w:rPr>
-                <w:rFonts w:ascii="Times New Roman" w:hAnsi="Times New Roman" w:eastAsia="標楷體"/>
-                <w:b w:val="0"/>
-                <w:sz w:val="21"/>
-              </w:rPr>
-              <w:t>Fig 13</w:t>
+              <w:t>圖13</w:t>
             </w:r>
           </w:p>
         </w:tc>
         <w:tc>
           <w:tcPr>
-            <w:tcW w:type="dxa" w:w="2160"/>
+            <w:tcW w:type="dxa" w:w="2880"/>
           </w:tcPr>
           <w:p>
             <w:r/>
@@ -917,7 +783,7 @@
         </w:tc>
         <w:tc>
           <w:tcPr>
-            <w:tcW w:type="dxa" w:w="2160"/>
+            <w:tcW w:type="dxa" w:w="2880"/>
           </w:tcPr>
           <w:p>
             <w:r/>
@@ -927,13 +793,15 @@
                 <w:b w:val="0"/>
                 <w:sz w:val="21"/>
               </w:rPr>
-              <w:t>FIG06-01 期刊化＋小示意</w:t>
+              <w:t>FIG06-01 期刊化</w:t>
             </w:r>
           </w:p>
         </w:tc>
+      </w:tr>
+      <w:tr>
         <w:tc>
           <w:tcPr>
-            <w:tcW w:type="dxa" w:w="2160"/>
+            <w:tcW w:type="dxa" w:w="2880"/>
           </w:tcPr>
           <w:p>
             <w:r/>
@@ -941,33 +809,16 @@
               <w:rPr>
                 <w:rFonts w:ascii="Times New Roman" w:hAnsi="Times New Roman" w:eastAsia="標楷體"/>
                 <w:b w:val="0"/>
+                <w:color w:val="C00000"/>
                 <w:sz w:val="21"/>
               </w:rPr>
-              <w:t>改造</w:t>
-            </w:r>
-          </w:p>
-        </w:tc>
-      </w:tr>
-      <w:tr>
-        <w:tc>
-          <w:tcPr>
-            <w:tcW w:type="dxa" w:w="2160"/>
-          </w:tcPr>
-          <w:p>
-            <w:r/>
-            <w:r>
-              <w:rPr>
-                <w:rFonts w:ascii="Times New Roman" w:hAnsi="Times New Roman" w:eastAsia="標楷體"/>
-                <w:b w:val="0"/>
-                <w:sz w:val="21"/>
-              </w:rPr>
-              <w:t>Fig 14</w:t>
+              <w:t>圖14</w:t>
             </w:r>
           </w:p>
         </w:tc>
         <w:tc>
           <w:tcPr>
-            <w:tcW w:type="dxa" w:w="2160"/>
+            <w:tcW w:type="dxa" w:w="2880"/>
           </w:tcPr>
           <w:p>
             <w:r/>
@@ -983,7 +834,7 @@
         </w:tc>
         <w:tc>
           <w:tcPr>
-            <w:tcW w:type="dxa" w:w="2160"/>
+            <w:tcW w:type="dxa" w:w="2880"/>
           </w:tcPr>
           <w:p>
             <w:r/>
@@ -997,9 +848,11 @@
             </w:r>
           </w:p>
         </w:tc>
+      </w:tr>
+      <w:tr>
         <w:tc>
           <w:tcPr>
-            <w:tcW w:type="dxa" w:w="2160"/>
+            <w:tcW w:type="dxa" w:w="2880"/>
           </w:tcPr>
           <w:p>
             <w:r/>
@@ -1007,33 +860,16 @@
               <w:rPr>
                 <w:rFonts w:ascii="Times New Roman" w:hAnsi="Times New Roman" w:eastAsia="標楷體"/>
                 <w:b w:val="0"/>
+                <w:color w:val="C00000"/>
                 <w:sz w:val="21"/>
               </w:rPr>
-              <w:t>改造</w:t>
-            </w:r>
-          </w:p>
-        </w:tc>
-      </w:tr>
-      <w:tr>
-        <w:tc>
-          <w:tcPr>
-            <w:tcW w:type="dxa" w:w="2160"/>
-          </w:tcPr>
-          <w:p>
-            <w:r/>
-            <w:r>
-              <w:rPr>
-                <w:rFonts w:ascii="Times New Roman" w:hAnsi="Times New Roman" w:eastAsia="標楷體"/>
-                <w:b w:val="0"/>
-                <w:sz w:val="21"/>
-              </w:rPr>
-              <w:t>Fig 15</w:t>
+              <w:t>圖15</w:t>
             </w:r>
           </w:p>
         </w:tc>
         <w:tc>
           <w:tcPr>
-            <w:tcW w:type="dxa" w:w="2160"/>
+            <w:tcW w:type="dxa" w:w="2880"/>
           </w:tcPr>
           <w:p>
             <w:r/>
@@ -1049,7 +885,7 @@
         </w:tc>
         <w:tc>
           <w:tcPr>
-            <w:tcW w:type="dxa" w:w="2160"/>
+            <w:tcW w:type="dxa" w:w="2880"/>
           </w:tcPr>
           <w:p>
             <w:r/>
@@ -1059,37 +895,13 @@
                 <w:b w:val="0"/>
                 <w:sz w:val="21"/>
               </w:rPr>
-              <w:t>新繪（pptx 示意，前作 Fig12 手法）</w:t>
-            </w:r>
-          </w:p>
-        </w:tc>
-        <w:tc>
-          <w:tcPr>
-            <w:tcW w:type="dxa" w:w="2160"/>
-          </w:tcPr>
-          <w:p>
-            <w:r/>
-            <w:r>
-              <w:rPr>
-                <w:rFonts w:ascii="Times New Roman" w:hAnsi="Times New Roman" w:eastAsia="標楷體"/>
-                <w:b w:val="0"/>
-                <w:sz w:val="21"/>
-              </w:rPr>
-              <w:t>新繪</w:t>
+              <w:t>新繪 pptx</w:t>
             </w:r>
           </w:p>
         </w:tc>
       </w:tr>
     </w:tbl>
-    <w:p>
-      <w:r>
-        <w:rPr>
-          <w:rFonts w:ascii="Times New Roman" w:hAnsi="Times New Roman" w:eastAsia="標楷體"/>
-          <w:b w:val="0"/>
-          <w:sz w:val="24"/>
-        </w:rPr>
-      </w:r>
-    </w:p>
+    <w:p/>
     <w:tbl>
       <w:tblPr>
         <w:tblStyle w:val="TableGrid"/>
@@ -1162,9 +974,10 @@
               <w:rPr>
                 <w:rFonts w:ascii="Times New Roman" w:hAnsi="Times New Roman" w:eastAsia="標楷體"/>
                 <w:b w:val="0"/>
+                <w:color w:val="008040"/>
                 <w:sz w:val="21"/>
               </w:rPr>
-              <w:t>Table 1</w:t>
+              <w:t>表1</w:t>
             </w:r>
           </w:p>
         </w:tc>
@@ -1180,7 +993,7 @@
                 <w:b w:val="0"/>
                 <w:sz w:val="21"/>
               </w:rPr>
-              <w:t>文獻案例彙編（Author/Case/Lithology/Model/Method/Focus/Issue/Highlight 8 欄）</w:t>
+              <w:t>文獻案例彙編（8 欄中性矩陣）</w:t>
             </w:r>
           </w:p>
         </w:tc>
@@ -1196,7 +1009,7 @@
                 <w:b w:val="0"/>
                 <w:sz w:val="21"/>
               </w:rPr>
-              <w:t>中性、不含 this study 行（前作教訓）</w:t>
+              <w:t>不含 this study 行（前作教訓）</w:t>
             </w:r>
           </w:p>
         </w:tc>
@@ -1212,9 +1025,10 @@
               <w:rPr>
                 <w:rFonts w:ascii="Times New Roman" w:hAnsi="Times New Roman" w:eastAsia="標楷體"/>
                 <w:b w:val="0"/>
+                <w:color w:val="008040"/>
                 <w:sz w:val="21"/>
               </w:rPr>
-              <w:t>Table 2</w:t>
+              <w:t>表2</w:t>
             </w:r>
           </w:p>
         </w:tc>
@@ -1262,9 +1076,10 @@
               <w:rPr>
                 <w:rFonts w:ascii="Times New Roman" w:hAnsi="Times New Roman" w:eastAsia="標楷體"/>
                 <w:b w:val="0"/>
+                <w:color w:val="008040"/>
                 <w:sz w:val="21"/>
               </w:rPr>
-              <w:t>Table 3</w:t>
+              <w:t>表3</w:t>
             </w:r>
           </w:p>
         </w:tc>
@@ -1312,9 +1127,10 @@
               <w:rPr>
                 <w:rFonts w:ascii="Times New Roman" w:hAnsi="Times New Roman" w:eastAsia="標楷體"/>
                 <w:b w:val="0"/>
+                <w:color w:val="008040"/>
                 <w:sz w:val="21"/>
               </w:rPr>
-              <w:t>Table 4</w:t>
+              <w:t>表4</w:t>
             </w:r>
           </w:p>
         </w:tc>
@@ -1330,7 +1146,7 @@
                 <w:b w:val="0"/>
                 <w:sz w:val="21"/>
               </w:rPr>
-              <w:t>現地調查監測資料彙整（LiDAR 兩期/裂縫計/鑽探/試驗）</w:t>
+              <w:t>現地調查監測資料彙整</w:t>
             </w:r>
           </w:p>
         </w:tc>
@@ -1346,7 +1162,7 @@
                 <w:b w:val="0"/>
                 <w:sz w:val="21"/>
               </w:rPr>
-              <w:t>案例可信度</w:t>
+              <w:t>案例可信度（賣點 1 的證據表）</w:t>
             </w:r>
           </w:p>
         </w:tc>
@@ -1362,9 +1178,10 @@
               <w:rPr>
                 <w:rFonts w:ascii="Times New Roman" w:hAnsi="Times New Roman" w:eastAsia="標楷體"/>
                 <w:b w:val="0"/>
+                <w:color w:val="008040"/>
                 <w:sz w:val="21"/>
               </w:rPr>
-              <w:t>Table 5</w:t>
+              <w:t>表5</w:t>
             </w:r>
           </w:p>
         </w:tc>
@@ -1380,7 +1197,7 @@
                 <w:b w:val="0"/>
                 <w:sz w:val="21"/>
               </w:rPr>
-              <w:t>單向 vs 雙向逐階段對照（含 QA gates 摘要）</w:t>
+              <w:t>單向 vs 雙向逐階段對照＋QA gates 摘要</w:t>
             </w:r>
           </w:p>
         </w:tc>
@@ -1403,9 +1220,6 @@
       </w:tr>
     </w:tbl>
     <w:p>
-      <w:pPr>
-        <w:spacing w:after="240"/>
-      </w:pPr>
       <w:r>
         <w:rPr>
           <w:rFonts w:ascii="Times New Roman" w:hAnsi="Times New Roman" w:eastAsia="標楷體"/>
@@ -1421,7 +1235,7 @@
           <w:b w:val="0"/>
           <w:sz w:val="24"/>
         </w:rPr>
-        <w:t>15 圖可否？（可併 Fig7+8 成 14 張；上限 16）表 5 張可否？</w:t>
+        <w:t>圖4 系譜面板採不採？15 圖／5 表確認？</w:t>
       </w:r>
     </w:p>
     <w:sectPr>
